--- a/projects/TRD-EHR/paper1-trd-prediction/parts/supplement/18-s4-encoder-similarity-geometry.docx
+++ b/projects/TRD-EHR/paper1-trd-prediction/parts/supplement/18-s4-encoder-similarity-geometry.docx
@@ -2,7 +2,7 @@
 <file path=word/document.xml><?xml version="1.0" encoding="utf-8"?>
 <w:document xmlns:w="http://schemas.openxmlformats.org/wordprocessingml/2006/main" xmlns:m="http://schemas.openxmlformats.org/officeDocument/2006/math" xmlns:r="http://schemas.openxmlformats.org/officeDocument/2006/relationships" xmlns:o="urn:schemas-microsoft-com:office:office" xmlns:v="urn:schemas-microsoft-com:vml" xmlns:w10="urn:schemas-microsoft-com:office:word" xmlns:a="http://schemas.openxmlformats.org/drawingml/2006/main" xmlns:pic="http://schemas.openxmlformats.org/drawingml/2006/picture" xmlns:wp="http://schemas.openxmlformats.org/drawingml/2006/wordprocessingDrawing">
   <w:body>
-    <w:bookmarkStart w:id="26" w:name="s4-encoder-similarity-geometry"/>
+    <w:bookmarkStart w:id="38" w:name="s4-encoder-similarity-geometry"/>
     <w:p>
       <w:pPr>
         <w:pStyle w:val="Heading1"/>
@@ -34,14 +34,14 @@
       <w:r>
         <w:drawing>
           <wp:inline>
-            <wp:extent cx="5303520" cy="3182111"/>
+            <wp:extent cx="5303520" cy="2863900"/>
             <wp:effectExtent b="0" l="0" r="0" t="0"/>
-            <wp:docPr descr="" title="" id="1" name="Picture"/>
+            <wp:docPr descr="" title="" id="21" name="Picture"/>
             <a:graphic>
               <a:graphicData uri="http://schemas.openxmlformats.org/drawingml/2006/picture">
                 <pic:pic>
                   <pic:nvPicPr>
-                    <pic:cNvPr descr="../results/bge-small-en-v1.5/google_medgemma-27b-text-it/cosine_score_random_vs_neighbor.png" id="0" name="Picture"/>
+                    <pic:cNvPr descr="../results/bge-small-en-v1.5/google_medgemma-27b-text-it/cosine_score_random_vs_neighbor.png" id="22" name="Picture"/>
                     <pic:cNvPicPr>
                       <a:picLocks noChangeArrowheads="1" noChangeAspect="1"/>
                     </pic:cNvPicPr>
@@ -55,7 +55,7 @@
                   <pic:spPr bwMode="auto">
                     <a:xfrm>
                       <a:off x="0" y="0"/>
-                      <a:ext cx="5303520" cy="3182111"/>
+                      <a:ext cx="5303520" cy="2863900"/>
                     </a:xfrm>
                     <a:prstGeom prst="rect">
                       <a:avLst/>
@@ -89,20 +89,20 @@
       <w:r>
         <w:drawing>
           <wp:inline>
-            <wp:extent cx="5303520" cy="3182111"/>
+            <wp:extent cx="5303520" cy="2863900"/>
             <wp:effectExtent b="0" l="0" r="0" t="0"/>
-            <wp:docPr descr="" title="" id="1" name="Picture"/>
+            <wp:docPr descr="" title="" id="24" name="Picture"/>
             <a:graphic>
               <a:graphicData uri="http://schemas.openxmlformats.org/drawingml/2006/picture">
                 <pic:pic>
                   <pic:nvPicPr>
-                    <pic:cNvPr descr="../results/bge-en-icl/google_medgemma-27b-text-it/cosine_score_random_vs_neighbor.png" id="0" name="Picture"/>
+                    <pic:cNvPr descr="../results/bge-en-icl/google_medgemma-27b-text-it/cosine_score_random_vs_neighbor.png" id="25" name="Picture"/>
                     <pic:cNvPicPr>
                       <a:picLocks noChangeArrowheads="1" noChangeAspect="1"/>
                     </pic:cNvPicPr>
                   </pic:nvPicPr>
                   <pic:blipFill>
-                    <a:blip r:embed="rId21"/>
+                    <a:blip r:embed="rId23"/>
                     <a:stretch>
                       <a:fillRect/>
                     </a:stretch>
@@ -110,7 +110,7 @@
                   <pic:spPr bwMode="auto">
                     <a:xfrm>
                       <a:off x="0" y="0"/>
-                      <a:ext cx="5303520" cy="3182111"/>
+                      <a:ext cx="5303520" cy="2863900"/>
                     </a:xfrm>
                     <a:prstGeom prst="rect">
                       <a:avLst/>
@@ -134,14 +134,6 @@
         <w:pStyle w:val="BodyText"/>
       </w:pPr>
       <w:r>
-        <w:t xml:space="preserve">Figure S6. Continued on the next page.</w:t>
-      </w:r>
-    </w:p>
-    <w:p>
-      <w:pPr>
-        <w:pStyle w:val="BodyText"/>
-      </w:pPr>
-      <w:r>
         <w:t xml:space="preserve">C Qwen3-Embedding-4B</w:t>
       </w:r>
     </w:p>
@@ -152,20 +144,20 @@
       <w:r>
         <w:drawing>
           <wp:inline>
-            <wp:extent cx="5303520" cy="3182111"/>
+            <wp:extent cx="5303520" cy="2863900"/>
             <wp:effectExtent b="0" l="0" r="0" t="0"/>
-            <wp:docPr descr="" title="" id="1" name="Picture"/>
+            <wp:docPr descr="" title="" id="27" name="Picture"/>
             <a:graphic>
               <a:graphicData uri="http://schemas.openxmlformats.org/drawingml/2006/picture">
                 <pic:pic>
                   <pic:nvPicPr>
-                    <pic:cNvPr descr="../results/Qwen-Qwen3-Embedding-4B/google_medgemma-27b-text-it/cosine_score_random_vs_neighbor.png" id="0" name="Picture"/>
+                    <pic:cNvPr descr="../results/Qwen-Qwen3-Embedding-4B/google_medgemma-27b-text-it/cosine_score_random_vs_neighbor.png" id="28" name="Picture"/>
                     <pic:cNvPicPr>
                       <a:picLocks noChangeArrowheads="1" noChangeAspect="1"/>
                     </pic:cNvPicPr>
                   </pic:nvPicPr>
                   <pic:blipFill>
-                    <a:blip r:embed="rId22"/>
+                    <a:blip r:embed="rId26"/>
                     <a:stretch>
                       <a:fillRect/>
                     </a:stretch>
@@ -173,7 +165,7 @@
                   <pic:spPr bwMode="auto">
                     <a:xfrm>
                       <a:off x="0" y="0"/>
-                      <a:ext cx="5303520" cy="3182111"/>
+                      <a:ext cx="5303520" cy="2863900"/>
                     </a:xfrm>
                     <a:prstGeom prst="rect">
                       <a:avLst/>
@@ -207,20 +199,20 @@
       <w:r>
         <w:drawing>
           <wp:inline>
-            <wp:extent cx="5303520" cy="3182111"/>
+            <wp:extent cx="5303520" cy="2863900"/>
             <wp:effectExtent b="0" l="0" r="0" t="0"/>
-            <wp:docPr descr="" title="" id="1" name="Picture"/>
+            <wp:docPr descr="" title="" id="30" name="Picture"/>
             <a:graphic>
               <a:graphicData uri="http://schemas.openxmlformats.org/drawingml/2006/picture">
                 <pic:pic>
                   <pic:nvPicPr>
-                    <pic:cNvPr descr="../results/Qwen-Qwen3-Embedding-8B/google_medgemma-27b-text-it/cosine_score_random_vs_neighbor.png" id="0" name="Picture"/>
+                    <pic:cNvPr descr="../results/Qwen-Qwen3-Embedding-8B/google_medgemma-27b-text-it/cosine_score_random_vs_neighbor.png" id="31" name="Picture"/>
                     <pic:cNvPicPr>
                       <a:picLocks noChangeArrowheads="1" noChangeAspect="1"/>
                     </pic:cNvPicPr>
                   </pic:nvPicPr>
                   <pic:blipFill>
-                    <a:blip r:embed="rId23"/>
+                    <a:blip r:embed="rId29"/>
                     <a:stretch>
                       <a:fillRect/>
                     </a:stretch>
@@ -228,7 +220,7 @@
                   <pic:spPr bwMode="auto">
                     <a:xfrm>
                       <a:off x="0" y="0"/>
-                      <a:ext cx="5303520" cy="3182111"/>
+                      <a:ext cx="5303520" cy="2863900"/>
                     </a:xfrm>
                     <a:prstGeom prst="rect">
                       <a:avLst/>
@@ -266,13 +258,7 @@
         <w:t xml:space="preserve"> </w:t>
       </w:r>
       <w:r>
-        <w:t xml:space="preserve">“</w:t>
-      </w:r>
-      <w:r>
-        <w:t xml:space="preserve">episode</w:t>
-      </w:r>
-      <w:r>
-        <w:t xml:space="preserve">”</w:t>
+        <w:t xml:space="preserve">“episode”</w:t>
       </w:r>
       <w:r>
         <w:t xml:space="preserve"> </w:t>
@@ -292,13 +278,7 @@
         <w:t xml:space="preserve"> </w:t>
       </w:r>
       <w:r>
-        <w:t xml:space="preserve">“</w:t>
-      </w:r>
-      <w:r>
-        <w:t xml:space="preserve">Single Episode</w:t>
-      </w:r>
-      <w:r>
-        <w:t xml:space="preserve">”</w:t>
+        <w:t xml:space="preserve">“Single Episode”</w:t>
       </w:r>
       <w:r>
         <w:t xml:space="preserve"> </w:t>
@@ -310,13 +290,7 @@
         <w:t xml:space="preserve"> </w:t>
       </w:r>
       <w:r>
-        <w:t xml:space="preserve">“</w:t>
-      </w:r>
-      <w:r>
-        <w:t xml:space="preserve">Recurrent</w:t>
-      </w:r>
-      <w:r>
-        <w:t xml:space="preserve">”</w:t>
+        <w:t xml:space="preserve">“Recurrent”</w:t>
       </w:r>
       <w:r>
         <w:t xml:space="preserve"> </w:t>
@@ -328,13 +302,7 @@
         <w:t xml:space="preserve"> </w:t>
       </w:r>
       <w:r>
-        <w:t xml:space="preserve">“</w:t>
-      </w:r>
-      <w:r>
-        <w:t xml:space="preserve">Dysthymia.</w:t>
-      </w:r>
-      <w:r>
-        <w:t xml:space="preserve">”</w:t>
+        <w:t xml:space="preserve">“Dysthymia.”</w:t>
       </w:r>
       <w:r>
         <w:t xml:space="preserve"> </w:t>
@@ -354,13 +322,7 @@
         <w:t xml:space="preserve"> </w:t>
       </w:r>
       <w:r>
-        <w:t xml:space="preserve">“</w:t>
-      </w:r>
-      <w:r>
-        <w:t xml:space="preserve">episode</w:t>
-      </w:r>
-      <w:r>
-        <w:t xml:space="preserve">”</w:t>
+        <w:t xml:space="preserve">“episode”</w:t>
       </w:r>
       <w:r>
         <w:t xml:space="preserve">; the full cohort contained 28,206 patients coded single episode.</w:t>
@@ -377,13 +339,7 @@
         <w:t xml:space="preserve"> </w:t>
       </w:r>
       <w:r>
-        <w:t xml:space="preserve">“</w:t>
-      </w:r>
-      <w:r>
-        <w:t xml:space="preserve">episode</w:t>
-      </w:r>
-      <w:r>
-        <w:t xml:space="preserve">”</w:t>
+        <w:t xml:space="preserve">“episode”</w:t>
       </w:r>
       <w:r>
         <w:t xml:space="preserve"> </w:t>
@@ -403,13 +359,7 @@
         <w:t xml:space="preserve"> </w:t>
       </w:r>
       <w:r>
-        <w:t xml:space="preserve">“</w:t>
-      </w:r>
-      <w:r>
-        <w:t xml:space="preserve">Single</w:t>
-      </w:r>
-      <w:r>
-        <w:t xml:space="preserve">”</w:t>
+        <w:t xml:space="preserve">“Single”</w:t>
       </w:r>
       <w:r>
         <w:t xml:space="preserve"> </w:t>
@@ -421,12 +371,21 @@
     <w:tbl>
       <w:tblPr>
         <w:tblStyle w:val="Table"/>
-        <w:tblW w:type="pct" w:w="0.0"/>
+        <w:tblW w:type="auto" w:w="0"/>
         <w:tblLook w:firstRow="1" w:lastRow="0" w:firstColumn="0" w:lastColumn="0" w:noHBand="0" w:noVBand="0" w:val="0020"/>
       </w:tblPr>
-      <w:tblGrid/>
+      <w:tblGrid>
+        <w:gridCol w:w="1980"/>
+        <w:gridCol w:w="1980"/>
+        <w:gridCol w:w="1980"/>
+        <w:gridCol w:w="1980"/>
+      </w:tblGrid>
       <w:tr>
-        <w:tc>
+        <w:trPr>
+          <w:tblHeader w:val="on"/>
+        </w:trPr>
+        <w:tc>
+          <w:tcPr/>
           <w:p>
             <w:pPr>
               <w:pStyle w:val="Compact"/>
@@ -434,14 +393,15 @@
             </w:pPr>
             <w:r>
               <w:rPr>
+                <w:b/>
                 <w:bCs/>
-                <w:b/>
               </w:rPr>
               <w:t xml:space="preserve">Token</w:t>
             </w:r>
           </w:p>
         </w:tc>
         <w:tc>
+          <w:tcPr/>
           <w:p>
             <w:pPr>
               <w:pStyle w:val="Compact"/>
@@ -449,14 +409,15 @@
             </w:pPr>
             <w:r>
               <w:rPr>
+                <w:b/>
                 <w:bCs/>
-                <w:b/>
               </w:rPr>
               <w:t xml:space="preserve">P(present | cluster A)</w:t>
             </w:r>
           </w:p>
         </w:tc>
         <w:tc>
+          <w:tcPr/>
           <w:p>
             <w:pPr>
               <w:pStyle w:val="Compact"/>
@@ -464,14 +425,15 @@
             </w:pPr>
             <w:r>
               <w:rPr>
+                <w:b/>
                 <w:bCs/>
-                <w:b/>
               </w:rPr>
               <w:t xml:space="preserve">P(present | cluster B)</w:t>
             </w:r>
           </w:p>
         </w:tc>
         <w:tc>
+          <w:tcPr/>
           <w:p>
             <w:pPr>
               <w:pStyle w:val="Compact"/>
@@ -479,8 +441,8 @@
             </w:pPr>
             <w:r>
               <w:rPr>
+                <w:b/>
                 <w:bCs/>
-                <w:b/>
               </w:rPr>
               <w:t xml:space="preserve">|Δ|</w:t>
             </w:r>
@@ -489,6 +451,7 @@
       </w:tr>
       <w:tr>
         <w:tc>
+          <w:tcPr/>
           <w:p>
             <w:pPr>
               <w:pStyle w:val="Compact"/>
@@ -500,6 +463,7 @@
           </w:p>
         </w:tc>
         <w:tc>
+          <w:tcPr/>
           <w:p>
             <w:pPr>
               <w:pStyle w:val="Compact"/>
@@ -511,6 +475,7 @@
           </w:p>
         </w:tc>
         <w:tc>
+          <w:tcPr/>
           <w:p>
             <w:pPr>
               <w:pStyle w:val="Compact"/>
@@ -522,6 +487,7 @@
           </w:p>
         </w:tc>
         <w:tc>
+          <w:tcPr/>
           <w:p>
             <w:pPr>
               <w:pStyle w:val="Compact"/>
@@ -535,6 +501,7 @@
       </w:tr>
       <w:tr>
         <w:tc>
+          <w:tcPr/>
           <w:p>
             <w:pPr>
               <w:pStyle w:val="Compact"/>
@@ -546,6 +513,7 @@
           </w:p>
         </w:tc>
         <w:tc>
+          <w:tcPr/>
           <w:p>
             <w:pPr>
               <w:pStyle w:val="Compact"/>
@@ -557,6 +525,7 @@
           </w:p>
         </w:tc>
         <w:tc>
+          <w:tcPr/>
           <w:p>
             <w:pPr>
               <w:pStyle w:val="Compact"/>
@@ -568,6 +537,7 @@
           </w:p>
         </w:tc>
         <w:tc>
+          <w:tcPr/>
           <w:p>
             <w:pPr>
               <w:pStyle w:val="Compact"/>
@@ -581,6 +551,7 @@
       </w:tr>
       <w:tr>
         <w:tc>
+          <w:tcPr/>
           <w:p>
             <w:pPr>
               <w:pStyle w:val="Compact"/>
@@ -592,6 +563,7 @@
           </w:p>
         </w:tc>
         <w:tc>
+          <w:tcPr/>
           <w:p>
             <w:pPr>
               <w:pStyle w:val="Compact"/>
@@ -603,6 +575,7 @@
           </w:p>
         </w:tc>
         <w:tc>
+          <w:tcPr/>
           <w:p>
             <w:pPr>
               <w:pStyle w:val="Compact"/>
@@ -614,6 +587,7 @@
           </w:p>
         </w:tc>
         <w:tc>
+          <w:tcPr/>
           <w:p>
             <w:pPr>
               <w:pStyle w:val="Compact"/>
@@ -627,6 +601,7 @@
       </w:tr>
       <w:tr>
         <w:tc>
+          <w:tcPr/>
           <w:p>
             <w:pPr>
               <w:pStyle w:val="Compact"/>
@@ -638,6 +613,7 @@
           </w:p>
         </w:tc>
         <w:tc>
+          <w:tcPr/>
           <w:p>
             <w:pPr>
               <w:pStyle w:val="Compact"/>
@@ -649,6 +625,7 @@
           </w:p>
         </w:tc>
         <w:tc>
+          <w:tcPr/>
           <w:p>
             <w:pPr>
               <w:pStyle w:val="Compact"/>
@@ -660,6 +637,7 @@
           </w:p>
         </w:tc>
         <w:tc>
+          <w:tcPr/>
           <w:p>
             <w:pPr>
               <w:pStyle w:val="Compact"/>
@@ -673,6 +651,7 @@
       </w:tr>
       <w:tr>
         <w:tc>
+          <w:tcPr/>
           <w:p>
             <w:pPr>
               <w:pStyle w:val="Compact"/>
@@ -684,6 +663,7 @@
           </w:p>
         </w:tc>
         <w:tc>
+          <w:tcPr/>
           <w:p>
             <w:pPr>
               <w:pStyle w:val="Compact"/>
@@ -695,6 +675,7 @@
           </w:p>
         </w:tc>
         <w:tc>
+          <w:tcPr/>
           <w:p>
             <w:pPr>
               <w:pStyle w:val="Compact"/>
@@ -706,6 +687,7 @@
           </w:p>
         </w:tc>
         <w:tc>
+          <w:tcPr/>
           <w:p>
             <w:pPr>
               <w:pStyle w:val="Compact"/>
@@ -737,13 +719,7 @@
         <w:t xml:space="preserve"> </w:t>
       </w:r>
       <w:r>
-        <w:t xml:space="preserve">“</w:t>
-      </w:r>
-      <w:r>
-        <w:t xml:space="preserve">episode</w:t>
-      </w:r>
-      <w:r>
-        <w:t xml:space="preserve">”</w:t>
+        <w:t xml:space="preserve">“episode”</w:t>
       </w:r>
       <w:r>
         <w:t xml:space="preserve"> </w:t>
@@ -763,13 +739,7 @@
         <w:t xml:space="preserve"> </w:t>
       </w:r>
       <w:r>
-        <w:t xml:space="preserve">“</w:t>
-      </w:r>
-      <w:r>
-        <w:t xml:space="preserve">recurrent</w:t>
-      </w:r>
-      <w:r>
-        <w:t xml:space="preserve">”</w:t>
+        <w:t xml:space="preserve">“recurrent”</w:t>
       </w:r>
       <w:r>
         <w:t xml:space="preserve"> </w:t>
@@ -789,13 +759,7 @@
         <w:t xml:space="preserve"> </w:t>
       </w:r>
       <w:r>
-        <w:t xml:space="preserve">“</w:t>
-      </w:r>
-      <w:r>
-        <w:t xml:space="preserve">Missing</w:t>
-      </w:r>
-      <w:r>
-        <w:t xml:space="preserve">”</w:t>
+        <w:t xml:space="preserve">“Missing”</w:t>
       </w:r>
       <w:r>
         <w:t xml:space="preserve"> </w:t>
@@ -819,20 +783,20 @@
       <w:r>
         <w:drawing>
           <wp:inline>
-            <wp:extent cx="5303520" cy="3471935"/>
+            <wp:extent cx="5303520" cy="2846563"/>
             <wp:effectExtent b="0" l="0" r="0" t="0"/>
-            <wp:docPr descr="" title="" id="1" name="Picture"/>
+            <wp:docPr descr="" title="" id="33" name="Picture"/>
             <a:graphic>
               <a:graphicData uri="http://schemas.openxmlformats.org/drawingml/2006/picture">
                 <pic:pic>
                   <pic:nvPicPr>
-                    <pic:cNvPr descr="../notebooks/figures/bge_small_recurrence_bimodality.png" id="0" name="Picture"/>
+                    <pic:cNvPr descr="../results/notebook_figures/bge_small_recurrence_bimodality.png" id="34" name="Picture"/>
                     <pic:cNvPicPr>
                       <a:picLocks noChangeArrowheads="1" noChangeAspect="1"/>
                     </pic:cNvPicPr>
                   </pic:nvPicPr>
                   <pic:blipFill>
-                    <a:blip r:embed="rId24"/>
+                    <a:blip r:embed="rId32"/>
                     <a:stretch>
                       <a:fillRect/>
                     </a:stretch>
@@ -840,7 +804,7 @@
                   <pic:spPr bwMode="auto">
                     <a:xfrm>
                       <a:off x="0" y="0"/>
-                      <a:ext cx="5303520" cy="3471935"/>
+                      <a:ext cx="5303520" cy="2846563"/>
                     </a:xfrm>
                     <a:prstGeom prst="rect">
                       <a:avLst/>
@@ -874,20 +838,20 @@
       <w:r>
         <w:drawing>
           <wp:inline>
-            <wp:extent cx="5303520" cy="3471935"/>
+            <wp:extent cx="5303520" cy="2846563"/>
             <wp:effectExtent b="0" l="0" r="0" t="0"/>
-            <wp:docPr descr="" title="" id="1" name="Picture"/>
+            <wp:docPr descr="" title="" id="36" name="Picture"/>
             <a:graphic>
               <a:graphicData uri="http://schemas.openxmlformats.org/drawingml/2006/picture">
                 <pic:pic>
                   <pic:nvPicPr>
-                    <pic:cNvPr descr="../notebooks/figures/bge_small_cluster0_subsplit.png" id="0" name="Picture"/>
+                    <pic:cNvPr descr="../results/notebook_figures/bge_small_cluster0_subsplit.png" id="37" name="Picture"/>
                     <pic:cNvPicPr>
                       <a:picLocks noChangeArrowheads="1" noChangeAspect="1"/>
                     </pic:cNvPicPr>
                   </pic:nvPicPr>
                   <pic:blipFill>
-                    <a:blip r:embed="rId25"/>
+                    <a:blip r:embed="rId35"/>
                     <a:stretch>
                       <a:fillRect/>
                     </a:stretch>
@@ -895,7 +859,7 @@
                   <pic:spPr bwMode="auto">
                     <a:xfrm>
                       <a:off x="0" y="0"/>
-                      <a:ext cx="5303520" cy="3471935"/>
+                      <a:ext cx="5303520" cy="2846563"/>
                     </a:xfrm>
                     <a:prstGeom prst="rect">
                       <a:avLst/>
@@ -925,13 +889,7 @@
         <w:t xml:space="preserve"> </w:t>
       </w:r>
       <w:r>
-        <w:t xml:space="preserve">“</w:t>
-      </w:r>
-      <w:r>
-        <w:t xml:space="preserve">episode</w:t>
-      </w:r>
-      <w:r>
-        <w:t xml:space="preserve">”</w:t>
+        <w:t xml:space="preserve">“episode”</w:t>
       </w:r>
       <w:r>
         <w:t xml:space="preserve"> </w:t>
@@ -943,13 +901,7 @@
         <w:t xml:space="preserve"> </w:t>
       </w:r>
       <w:r>
-        <w:t xml:space="preserve">“</w:t>
-      </w:r>
-      <w:r>
-        <w:t xml:space="preserve">recurrent</w:t>
-      </w:r>
-      <w:r>
-        <w:t xml:space="preserve">”</w:t>
+        <w:t xml:space="preserve">“recurrent”</w:t>
       </w:r>
       <w:r>
         <w:t xml:space="preserve"> </w:t>
@@ -985,13 +937,7 @@
         <w:t xml:space="preserve"> </w:t>
       </w:r>
       <w:r>
-        <w:t xml:space="preserve">“</w:t>
-      </w:r>
-      <w:r>
-        <w:t xml:space="preserve">recurrent</w:t>
-      </w:r>
-      <w:r>
-        <w:t xml:space="preserve">”</w:t>
+        <w:t xml:space="preserve">“recurrent”</w:t>
       </w:r>
       <w:r>
         <w:t xml:space="preserve"> </w:t>
@@ -1003,13 +949,7 @@
         <w:t xml:space="preserve"> </w:t>
       </w:r>
       <w:r>
-        <w:t xml:space="preserve">“</w:t>
-      </w:r>
-      <w:r>
-        <w:t xml:space="preserve">unspecified</w:t>
-      </w:r>
-      <w:r>
-        <w:t xml:space="preserve">”</w:t>
+        <w:t xml:space="preserve">“unspecified”</w:t>
       </w:r>
       <w:r>
         <w:t xml:space="preserve"> </w:t>
@@ -1021,13 +961,7 @@
         <w:t xml:space="preserve"> </w:t>
       </w:r>
       <w:r>
-        <w:t xml:space="preserve">“</w:t>
-      </w:r>
-      <w:r>
-        <w:t xml:space="preserve">Missing</w:t>
-      </w:r>
-      <w:r>
-        <w:t xml:space="preserve">”</w:t>
+        <w:t xml:space="preserve">“Missing”</w:t>
       </w:r>
       <w:r>
         <w:t xml:space="preserve"> </w:t>
@@ -1047,12 +981,23 @@
     <w:tbl>
       <w:tblPr>
         <w:tblStyle w:val="Table"/>
-        <w:tblW w:type="pct" w:w="0.0"/>
+        <w:tblW w:type="auto" w:w="0"/>
         <w:tblLook w:firstRow="1" w:lastRow="0" w:firstColumn="0" w:lastColumn="0" w:noHBand="0" w:noVBand="0" w:val="0020"/>
       </w:tblPr>
-      <w:tblGrid/>
+      <w:tblGrid>
+        <w:gridCol w:w="1320"/>
+        <w:gridCol w:w="1320"/>
+        <w:gridCol w:w="1320"/>
+        <w:gridCol w:w="1320"/>
+        <w:gridCol w:w="1320"/>
+        <w:gridCol w:w="1320"/>
+      </w:tblGrid>
       <w:tr>
-        <w:tc>
+        <w:trPr>
+          <w:tblHeader w:val="on"/>
+        </w:trPr>
+        <w:tc>
+          <w:tcPr/>
           <w:p>
             <w:pPr>
               <w:pStyle w:val="Compact"/>
@@ -1060,14 +1005,15 @@
             </w:pPr>
             <w:r>
               <w:rPr>
+                <w:b/>
                 <w:bCs/>
-                <w:b/>
               </w:rPr>
               <w:t xml:space="preserve">Parent cluster (n)</w:t>
             </w:r>
           </w:p>
         </w:tc>
         <w:tc>
+          <w:tcPr/>
           <w:p>
             <w:pPr>
               <w:pStyle w:val="Compact"/>
@@ -1075,14 +1021,15 @@
             </w:pPr>
             <w:r>
               <w:rPr>
+                <w:b/>
                 <w:bCs/>
-                <w:b/>
               </w:rPr>
               <w:t xml:space="preserve">Splits into (n / n)</w:t>
             </w:r>
           </w:p>
         </w:tc>
         <w:tc>
+          <w:tcPr/>
           <w:p>
             <w:pPr>
               <w:pStyle w:val="Compact"/>
@@ -1090,14 +1037,15 @@
             </w:pPr>
             <w:r>
               <w:rPr>
+                <w:b/>
                 <w:bCs/>
-                <w:b/>
               </w:rPr>
               <w:t xml:space="preserve">Driving token</w:t>
             </w:r>
           </w:p>
         </w:tc>
         <w:tc>
+          <w:tcPr/>
           <w:p>
             <w:pPr>
               <w:pStyle w:val="Compact"/>
@@ -1105,14 +1053,15 @@
             </w:pPr>
             <w:r>
               <w:rPr>
+                <w:b/>
                 <w:bCs/>
-                <w:b/>
               </w:rPr>
               <w:t xml:space="preserve">Token present, sub 1 / sub 2</w:t>
             </w:r>
           </w:p>
         </w:tc>
         <w:tc>
+          <w:tcPr/>
           <w:p>
             <w:pPr>
               <w:pStyle w:val="Compact"/>
@@ -1120,14 +1069,15 @@
             </w:pPr>
             <w:r>
               <w:rPr>
+                <w:b/>
                 <w:bCs/>
-                <w:b/>
               </w:rPr>
               <w:t xml:space="preserve">Split silhouette (top level = 0.48)</w:t>
             </w:r>
           </w:p>
         </w:tc>
         <w:tc>
+          <w:tcPr/>
           <w:p>
             <w:pPr>
               <w:pStyle w:val="Compact"/>
@@ -1135,8 +1085,8 @@
             </w:pPr>
             <w:r>
               <w:rPr>
+                <w:b/>
                 <w:bCs/>
-                <w:b/>
               </w:rPr>
               <w:t xml:space="preserve">Separation</w:t>
             </w:r>
@@ -1145,6 +1095,7 @@
       </w:tr>
       <w:tr>
         <w:tc>
+          <w:tcPr/>
           <w:p>
             <w:pPr>
               <w:pStyle w:val="Compact"/>
@@ -1157,13 +1108,7 @@
               <w:t xml:space="preserve"> </w:t>
             </w:r>
             <w:r>
-              <w:t xml:space="preserve">“</w:t>
-            </w:r>
-            <w:r>
-              <w:t xml:space="preserve">episode</w:t>
-            </w:r>
-            <w:r>
-              <w:t xml:space="preserve">”</w:t>
+              <w:t xml:space="preserve">“episode”</w:t>
             </w:r>
             <w:r>
               <w:t xml:space="preserve"> </w:t>
@@ -1174,6 +1119,7 @@
           </w:p>
         </w:tc>
         <w:tc>
+          <w:tcPr/>
           <w:p>
             <w:pPr>
               <w:pStyle w:val="Compact"/>
@@ -1185,6 +1131,7 @@
           </w:p>
         </w:tc>
         <w:tc>
+          <w:tcPr/>
           <w:p>
             <w:pPr>
               <w:pStyle w:val="Compact"/>
@@ -1196,6 +1143,7 @@
           </w:p>
         </w:tc>
         <w:tc>
+          <w:tcPr/>
           <w:p>
             <w:pPr>
               <w:pStyle w:val="Compact"/>
@@ -1207,6 +1155,7 @@
           </w:p>
         </w:tc>
         <w:tc>
+          <w:tcPr/>
           <w:p>
             <w:pPr>
               <w:pStyle w:val="Compact"/>
@@ -1218,6 +1167,7 @@
           </w:p>
         </w:tc>
         <w:tc>
+          <w:tcPr/>
           <w:p>
             <w:pPr>
               <w:pStyle w:val="Compact"/>
@@ -1231,6 +1181,7 @@
       </w:tr>
       <w:tr>
         <w:tc>
+          <w:tcPr/>
           <w:p>
             <w:pPr>
               <w:pStyle w:val="Compact"/>
@@ -1242,6 +1193,7 @@
           </w:p>
         </w:tc>
         <w:tc>
+          <w:tcPr/>
           <w:p>
             <w:pPr>
               <w:pStyle w:val="Compact"/>
@@ -1253,6 +1205,7 @@
           </w:p>
         </w:tc>
         <w:tc>
+          <w:tcPr/>
           <w:p>
             <w:pPr>
               <w:pStyle w:val="Compact"/>
@@ -1264,6 +1217,7 @@
           </w:p>
         </w:tc>
         <w:tc>
+          <w:tcPr/>
           <w:p>
             <w:pPr>
               <w:pStyle w:val="Compact"/>
@@ -1275,6 +1229,7 @@
           </w:p>
         </w:tc>
         <w:tc>
+          <w:tcPr/>
           <w:p>
             <w:pPr>
               <w:pStyle w:val="Compact"/>
@@ -1286,6 +1241,7 @@
           </w:p>
         </w:tc>
         <w:tc>
+          <w:tcPr/>
           <w:p>
             <w:pPr>
               <w:pStyle w:val="Compact"/>
@@ -1303,10 +1259,10 @@
         <w:pStyle w:val="BodyText"/>
       </w:pPr>
       <w:r>
-        <w:t xml:space="preserve">These findings show sensitivity of the smallest encoder’s geometry to diagnostic wording and missing-value tokens. They may help explain its retrieval behavior, but do not establish why its discrimination was lower (Table S15). Primary analyses used Qwen3-Embedding-8B.</w:t>
-      </w:r>
-    </w:p>
-    <w:bookmarkEnd w:id="26"/>
+        <w:t xml:space="preserve">These findings show sensitivity of the smallest encoder’s geometry to diagnostic wording and missing-value tokens. They may help explain its retrieval behavior, but do not establish why its discrimination was lower (section S12.3). Primary analyses used Qwen3-Embedding-8B.</w:t>
+      </w:r>
+    </w:p>
+    <w:bookmarkEnd w:id="38"/>
     <w:sectPr>
       <w:pgSz w:h="15840" w:w="12240"/>
       <w:pgMar w:bottom="1440" w:footer="708" w:gutter="0" w:header="708" w:left="1800" w:right="1800" w:top="1440"/>
@@ -1518,14 +1474,14 @@
     </w:lvl>
   </w:abstractNum>
   <w:abstractNum w:abstractNumId="990">
-    <w:nsid w:val="2c1ae401"/>
+    <w:nsid w:val="0000A990"/>
     <w:multiLevelType w:val="multilevel"/>
     <w:lvl w:ilvl="0">
       <w:numFmt w:val="bullet"/>
       <w:lvlText w:val=" "/>
       <w:lvlJc w:val="left"/>
       <w:pPr>
-        <w:ind w:left="720" w:hanging="480"/>
+        <w:ind w:left="720" w:hanging="360"/>
       </w:pPr>
     </w:lvl>
     <w:lvl w:ilvl="1">
@@ -1533,7 +1489,7 @@
       <w:lvlText w:val=" "/>
       <w:lvlJc w:val="left"/>
       <w:pPr>
-        <w:ind w:left="1440" w:hanging="480"/>
+        <w:ind w:left="1440" w:hanging="360"/>
       </w:pPr>
     </w:lvl>
     <w:lvl w:ilvl="2">
@@ -1541,7 +1497,7 @@
       <w:lvlText w:val=" "/>
       <w:lvlJc w:val="left"/>
       <w:pPr>
-        <w:ind w:left="2160" w:hanging="480"/>
+        <w:ind w:left="2160" w:hanging="360"/>
       </w:pPr>
     </w:lvl>
     <w:lvl w:ilvl="3">
@@ -1549,7 +1505,7 @@
       <w:lvlText w:val=" "/>
       <w:lvlJc w:val="left"/>
       <w:pPr>
-        <w:ind w:left="2880" w:hanging="480"/>
+        <w:ind w:left="2880" w:hanging="360"/>
       </w:pPr>
     </w:lvl>
     <w:lvl w:ilvl="4">
@@ -1557,7 +1513,7 @@
       <w:lvlText w:val=" "/>
       <w:lvlJc w:val="left"/>
       <w:pPr>
-        <w:ind w:left="3600" w:hanging="480"/>
+        <w:ind w:left="3600" w:hanging="360"/>
       </w:pPr>
     </w:lvl>
     <w:lvl w:ilvl="5">
@@ -1565,7 +1521,7 @@
       <w:lvlText w:val=" "/>
       <w:lvlJc w:val="left"/>
       <w:pPr>
-        <w:ind w:left="4320" w:hanging="480"/>
+        <w:ind w:left="4320" w:hanging="360"/>
       </w:pPr>
     </w:lvl>
     <w:lvl w:ilvl="6">
@@ -1573,7 +1529,7 @@
       <w:lvlText w:val=" "/>
       <w:lvlJc w:val="left"/>
       <w:pPr>
-        <w:ind w:left="5040" w:hanging="480"/>
+        <w:ind w:left="5040" w:hanging="360"/>
       </w:pPr>
     </w:lvl>
     <w:lvl w:ilvl="7">
@@ -1581,7 +1537,7 @@
       <w:lvlText w:val=" "/>
       <w:lvlJc w:val="left"/>
       <w:pPr>
-        <w:ind w:left="5760" w:hanging="480"/>
+        <w:ind w:left="5760" w:hanging="360"/>
       </w:pPr>
     </w:lvl>
     <w:lvl w:ilvl="8">
@@ -1589,7 +1545,7 @@
       <w:lvlText w:val=" "/>
       <w:lvlJc w:val="left"/>
       <w:pPr>
-        <w:ind w:left="6480" w:hanging="480"/>
+        <w:ind w:left="6480" w:hanging="360"/>
       </w:pPr>
     </w:lvl>
   </w:abstractNum>
@@ -2340,8 +2296,8 @@
     <w:name w:val="KeywordTok"/>
     <w:basedOn w:val="VerbatimChar"/>
     <w:rPr>
+      <w:b/>
       <w:color w:val="007020"/>
-      <w:b/>
     </w:rPr>
   </w:style>
   <w:style w:type="character" w:customStyle="1" w:styleId="DataTypeTok">
@@ -2417,40 +2373,43 @@
   <w:style w:type="character" w:customStyle="1" w:styleId="ImportTok">
     <w:name w:val="ImportTok"/>
     <w:basedOn w:val="VerbatimChar"/>
-    <w:rPr/>
+    <w:rPr>
+      <w:b/>
+      <w:color w:val="008000"/>
+    </w:rPr>
   </w:style>
   <w:style w:type="character" w:customStyle="1" w:styleId="CommentTok">
     <w:name w:val="CommentTok"/>
     <w:basedOn w:val="VerbatimChar"/>
     <w:rPr>
+      <w:i/>
       <w:color w:val="60a0b0"/>
-      <w:i/>
     </w:rPr>
   </w:style>
   <w:style w:type="character" w:customStyle="1" w:styleId="DocumentationTok">
     <w:name w:val="DocumentationTok"/>
     <w:basedOn w:val="VerbatimChar"/>
     <w:rPr>
+      <w:i/>
       <w:color w:val="ba2121"/>
-      <w:i/>
     </w:rPr>
   </w:style>
   <w:style w:type="character" w:customStyle="1" w:styleId="AnnotationTok">
     <w:name w:val="AnnotationTok"/>
     <w:basedOn w:val="VerbatimChar"/>
     <w:rPr>
-      <w:color w:val="60a0b0"/>
       <w:b/>
       <w:i/>
+      <w:color w:val="60a0b0"/>
     </w:rPr>
   </w:style>
   <w:style w:type="character" w:customStyle="1" w:styleId="CommentVarTok">
     <w:name w:val="CommentVarTok"/>
     <w:basedOn w:val="VerbatimChar"/>
     <w:rPr>
-      <w:color w:val="60a0b0"/>
       <w:b/>
       <w:i/>
+      <w:color w:val="60a0b0"/>
     </w:rPr>
   </w:style>
   <w:style w:type="character" w:customStyle="1" w:styleId="OtherTok">
@@ -2478,8 +2437,8 @@
     <w:name w:val="ControlFlowTok"/>
     <w:basedOn w:val="VerbatimChar"/>
     <w:rPr>
+      <w:b/>
       <w:color w:val="007020"/>
-      <w:b/>
     </w:rPr>
   </w:style>
   <w:style w:type="character" w:customStyle="1" w:styleId="OperatorTok">
@@ -2492,7 +2451,9 @@
   <w:style w:type="character" w:customStyle="1" w:styleId="BuiltInTok">
     <w:name w:val="BuiltInTok"/>
     <w:basedOn w:val="VerbatimChar"/>
-    <w:rPr/>
+    <w:rPr>
+      <w:color w:val="008000"/>
+    </w:rPr>
   </w:style>
   <w:style w:type="character" w:customStyle="1" w:styleId="ExtensionTok">
     <w:name w:val="ExtensionTok"/>
@@ -2522,34 +2483,34 @@
     <w:name w:val="InformationTok"/>
     <w:basedOn w:val="VerbatimChar"/>
     <w:rPr>
-      <w:color w:val="60a0b0"/>
       <w:b/>
       <w:i/>
+      <w:color w:val="60a0b0"/>
     </w:rPr>
   </w:style>
   <w:style w:type="character" w:customStyle="1" w:styleId="WarningTok">
     <w:name w:val="WarningTok"/>
     <w:basedOn w:val="VerbatimChar"/>
     <w:rPr>
-      <w:color w:val="60a0b0"/>
       <w:b/>
       <w:i/>
+      <w:color w:val="60a0b0"/>
     </w:rPr>
   </w:style>
   <w:style w:type="character" w:customStyle="1" w:styleId="AlertTok">
     <w:name w:val="AlertTok"/>
     <w:basedOn w:val="VerbatimChar"/>
     <w:rPr>
+      <w:b/>
       <w:color w:val="ff0000"/>
-      <w:b/>
     </w:rPr>
   </w:style>
   <w:style w:type="character" w:customStyle="1" w:styleId="ErrorTok">
     <w:name w:val="ErrorTok"/>
     <w:basedOn w:val="VerbatimChar"/>
     <w:rPr>
+      <w:b/>
       <w:color w:val="ff0000"/>
-      <w:b/>
     </w:rPr>
   </w:style>
   <w:style w:type="character" w:customStyle="1" w:styleId="NormalTok">
